--- a/docs/paper-2.0/论文_SSBR智能配方推荐系统.docx
+++ b/docs/paper-2.0/论文_SSBR智能配方推荐系统.docx
@@ -95,7 +95,7 @@
         <w:rPr>
           <w:rFonts w:hint="eastAsia"/>
         </w:rPr>
-        <w:t xml:space="preserve">溶聚丁苯橡胶（SSBR）的官能化改性是提升绿色轮胎性能的关键技术，然而该领域的研究知识高度分散于数百篇学术文献中，研究者面临”文献爆炸、条件异构、检索低效”的三重困境。传统的文献管理方式难以支撑跨文献的知识综合与推理，制约了配方设计效率。</w:t>
+        <w:t xml:space="preserve">溶聚丁苯橡胶（SSBR）的官能化改性是提升橡胶材料性能的关键技术，广泛应用于高性能轮胎等领域。然而该领域的研究知识高度分散于数百篇学术文献中，研究者面临”文献爆炸、条件异构、检索低效”的三重困境。传统的文献管理方式难以支撑跨文献的知识综合与推理，制约了配方设计效率。</w:t>
       </w:r>
     </w:p>
     <w:p>
@@ -271,7 +271,7 @@
         <w:pStyle w:val="FirstParagraph"/>
       </w:pPr>
       <w:r>
-        <w:t xml:space="preserve">Functionalization of solution-polymerized styrene-butadiene rubber (SSBR) is a key technology for enhancing green tire performance. However, research knowledge in this field is highly dispersed across hundreds of academic papers, and researchers face the triple dilemma of</w:t>
+        <w:t xml:space="preserve">Functionalization of solution-polymerized styrene-butadiene rubber (SSBR) is a key technology for enhancing rubber material performance, with wide applications in high-performance tires and other fields. However, research knowledge in this field is highly dispersed across hundreds of academic papers, and researchers face the triple dilemma of</w:t>
       </w:r>
       <w:r>
         <w:t xml:space="preserve"> </w:t>
@@ -425,19 +425,57 @@
         <w:t xml:space="preserve">研究背景与问题提出</w:t>
       </w:r>
     </w:p>
-    <w:bookmarkStart w:id="12" w:name="绿色轮胎与-ssbr-官能化技术的兴起"/>
+    <w:bookmarkStart w:id="12" w:name="ssbr-官能化技术的发展背景与应用价值"/>
     <w:p>
       <w:pPr>
         <w:pStyle w:val="Heading3"/>
       </w:pPr>
       <w:r>
-        <w:t xml:space="preserve">1.1.1 </w:t>
-      </w:r>
-      <w:r>
-        <w:rPr>
-          <w:rFonts w:hint="eastAsia"/>
-        </w:rPr>
-        <w:t xml:space="preserve">绿色轮胎与</w:t>
+        <w:t xml:space="preserve">1.1.1 SSBR </w:t>
+      </w:r>
+      <w:r>
+        <w:rPr>
+          <w:rFonts w:hint="eastAsia"/>
+        </w:rPr>
+        <w:t xml:space="preserve">官能化技术的发展背景与应用价值</w:t>
+      </w:r>
+    </w:p>
+    <w:p>
+      <w:pPr>
+        <w:pStyle w:val="FirstParagraph"/>
+      </w:pPr>
+      <w:r>
+        <w:rPr>
+          <w:rFonts w:hint="eastAsia"/>
+        </w:rPr>
+        <w:t xml:space="preserve">溶聚丁苯橡胶（Solution-polymerized</w:t>
+      </w:r>
+      <w:r>
+        <w:t xml:space="preserve"> Styrene-Butadiene </w:t>
+      </w:r>
+      <w:r>
+        <w:rPr>
+          <w:rFonts w:hint="eastAsia"/>
+        </w:rPr>
+        <w:t xml:space="preserve">Rubber，SSBR）因其可控的微观结构、窄分子量分布和优异的动态性能，成为高性能橡胶制品的重要基础材料。SSBR</w:t>
+      </w:r>
+      <w:r>
+        <w:t xml:space="preserve"> </w:t>
+      </w:r>
+      <w:r>
+        <w:rPr>
+          <w:rFonts w:hint="eastAsia"/>
+        </w:rPr>
+        <w:t xml:space="preserve">广泛应用于轮胎、减震制品、胶管胶带等领域，其中高性能轮胎是其最主要的应用方向之一。在轮胎应用中，材料需要同时满足低滚动阻力、高湿地抓地力和长使用寿命等多重性能要求，这一”魔鬼三角”（Magic</w:t>
+      </w:r>
+      <w:r>
+        <w:t xml:space="preserve"> </w:t>
+      </w:r>
+      <w:r>
+        <w:rPr>
+          <w:rFonts w:hint="eastAsia"/>
+        </w:rPr>
+        <w:t xml:space="preserve">Triangle）挑战推动了</w:t>
       </w:r>
       <w:r>
         <w:t xml:space="preserve"> SSBR </w:t>
@@ -446,18 +484,18 @@
         <w:rPr>
           <w:rFonts w:hint="eastAsia"/>
         </w:rPr>
-        <w:t xml:space="preserve">官能化技术的兴起</w:t>
-      </w:r>
-    </w:p>
-    <w:p>
-      <w:pPr>
-        <w:pStyle w:val="FirstParagraph"/>
-      </w:pPr>
-      <w:r>
-        <w:rPr>
-          <w:rFonts w:hint="eastAsia"/>
-        </w:rPr>
-        <w:t xml:space="preserve">随着全球对节能减排和环境保护的日益重视，绿色轮胎（Green</w:t>
+        <w:t xml:space="preserve">改性技术的不断发展。</w:t>
+      </w:r>
+    </w:p>
+    <w:p>
+      <w:pPr>
+        <w:pStyle w:val="BodyText"/>
+      </w:pPr>
+      <w:r>
+        <w:rPr>
+          <w:rFonts w:hint="eastAsia"/>
+        </w:rPr>
+        <w:t xml:space="preserve">与传统乳聚丁苯橡胶（ESBR）相比，SSBR</w:t>
       </w:r>
       <w:r>
         <w:t xml:space="preserve"> </w:t>
@@ -466,7 +504,7 @@
         <w:rPr>
           <w:rFonts w:hint="eastAsia"/>
         </w:rPr>
-        <w:t xml:space="preserve">Tire）已成为轮胎工业的主流发展方向。所谓绿色轮胎，是指同时具备低滚动阻力、高湿地抓地力和长使用寿命的高性能轮胎。据统计，轮胎的滚动阻力约占汽车燃油消耗的</w:t>
+        <w:t xml:space="preserve">允许精确调控苯乙烯含量、乙烯基含量和分子量，从而在分子层面设计材料性能。更为重要的是，SSBR</w:t>
       </w:r>
       <w:r>
         <w:t xml:space="preserve"> </w:t>
@@ -475,16 +513,7 @@
         <w:rPr>
           <w:rFonts w:hint="eastAsia"/>
         </w:rPr>
-        <w:t xml:space="preserve">20%，因此降低滚动阻力对于提升燃油经济性、减少碳排放具有重要意义。然而，滚动阻力与湿地抓地力之间存在天然的矛盾——前者要求低能量损耗，后者则需要高能量耗散——这一”魔鬼三角”（Magic</w:t>
-      </w:r>
-      <w:r>
-        <w:t xml:space="preserve"> </w:t>
-      </w:r>
-      <w:r>
-        <w:rPr>
-          <w:rFonts w:hint="eastAsia"/>
-        </w:rPr>
-        <w:t xml:space="preserve">Triangle）成为轮胎材料设计的核心挑战。</w:t>
+        <w:t xml:space="preserve">的活性聚合特性使其末端和链段可进行多种官能化改性，引入羟基、羧基、氨基、环氧基、硅烷基等极性基团，显著改善与白炭黑等极性填料的界面相互作用。</w:t>
       </w:r>
     </w:p>
     <w:p>
@@ -495,45 +524,7 @@
         <w:rPr>
           <w:rFonts w:hint="eastAsia"/>
         </w:rPr>
-        <w:t xml:space="preserve">溶聚丁苯橡胶（Solution-polymerized</w:t>
-      </w:r>
-      <w:r>
-        <w:t xml:space="preserve"> Styrene-Butadiene </w:t>
-      </w:r>
-      <w:r>
-        <w:rPr>
-          <w:rFonts w:hint="eastAsia"/>
-        </w:rPr>
-        <w:t xml:space="preserve">Rubber，SSBR）因其可控的微观结构、窄分子量分布和优异的动态性能，成为绿色轮胎胎面胶的首选材料。与传统乳聚丁苯橡胶（ESBR）相比，SSBR</w:t>
-      </w:r>
-      <w:r>
-        <w:t xml:space="preserve"> </w:t>
-      </w:r>
-      <w:r>
-        <w:rPr>
-          <w:rFonts w:hint="eastAsia"/>
-        </w:rPr>
-        <w:t xml:space="preserve">允许精确调控苯乙烯含量、乙烯基含量和分子量，从而在分子层面设计材料性能。更为重要的是，SSBR</w:t>
-      </w:r>
-      <w:r>
-        <w:t xml:space="preserve"> </w:t>
-      </w:r>
-      <w:r>
-        <w:rPr>
-          <w:rFonts w:hint="eastAsia"/>
-        </w:rPr>
-        <w:t xml:space="preserve">的活性聚合特性使其末端和链段可进行多种官能化改性，引入羟基、羧基、氨基、环氧基、硅烷基等极性基团，显著改善与白炭黑等极性填料的界面相互作用。</w:t>
-      </w:r>
-    </w:p>
-    <w:p>
-      <w:pPr>
-        <w:pStyle w:val="BodyText"/>
-      </w:pPr>
-      <w:r>
-        <w:rPr>
-          <w:rFonts w:hint="eastAsia"/>
-        </w:rPr>
-        <w:t xml:space="preserve">白炭黑（沉淀法二氧化硅）作为绿色轮胎的主要补强填料，相比传统炭黑具有更低的滚动阻力。然而，白炭黑表面富含硅羟基（Si-OH），极性强、易团聚，与非极性的</w:t>
+        <w:t xml:space="preserve">白炭黑（沉淀法二氧化硅）作为一种重要的补强填料，相比传统炭黑具有更低的滚动阻力。然而，白炭黑表面富含硅羟基（Si-OH），极性强、易团聚，与非极性的</w:t>
       </w:r>
       <w:r>
         <w:t xml:space="preserve"> SSBR </w:t>
@@ -3603,7 +3594,7 @@
         <w:rPr>
           <w:rFonts w:hint="eastAsia"/>
         </w:rPr>
-        <w:t xml:space="preserve">具有分子量分布窄、凝胶含量低、杂质少等优点，其微观结构可通过聚合条件精确调控，因此成为高性能轮胎胶料的首选材料。</w:t>
+        <w:t xml:space="preserve">具有分子量分布窄、凝胶含量低、杂质少等优点，其微观结构可通过聚合条件精确调控，因此成为高性能橡胶制品特别是高性能轮胎胎面胶的重要材料。</w:t>
       </w:r>
     </w:p>
     <w:bookmarkEnd w:id="26"/>
@@ -4242,7 +4233,7 @@
         <w:rPr>
           <w:rFonts w:hint="eastAsia"/>
         </w:rPr>
-        <w:t xml:space="preserve">合理的官能化设计可以同时优化这两项指标，打破”魔鬼三角”的限制。</w:t>
+        <w:t xml:space="preserve">合理的官能化设计可以同时优化这两项指标，有助于突破传统性能权衡的限制。</w:t>
       </w:r>
     </w:p>
     <w:p>
@@ -30338,7 +30329,7 @@
         <w:rPr>
           <w:rFonts w:hint="eastAsia"/>
         </w:rPr>
-        <w:t xml:space="preserve">官能化、绿色轮胎等领域的综述文章</w:t>
+        <w:t xml:space="preserve">官能化、高性能轮胎等领域的综述文章</w:t>
       </w:r>
     </w:p>
     <w:p>
